--- a/Apache Kafka Interview Questions.docx
+++ b/Apache Kafka Interview Questions.docx
@@ -31,20 +31,15 @@
         <w:t>Producer:</w:t>
       </w:r>
       <w:r>
-        <w:t xml:space="preserve"> Use transactions → </w:t>
-      </w:r>
-      <w:proofErr w:type="spellStart"/>
-      <w:r>
-        <w:t>abortTransaction</w:t>
-      </w:r>
-      <w:proofErr w:type="spellEnd"/>
-      <w:r>
-        <w:t xml:space="preserve">() discards messages </w:t>
-      </w:r>
-      <w:r>
-        <w:br/>
-      </w:r>
-      <w:r>
+        <w:t xml:space="preserve"> Use transactions → abortTransaction() discards messages </w:t>
+      </w:r>
+      <w:r>
+        <w:br/>
+      </w:r>
+      <w:r>
+        <w:rPr>
+          <w:noProof/>
+        </w:rPr>
         <w:drawing>
           <wp:inline distT="0" distB="0" distL="0" distR="0" wp14:anchorId="5A212C12" wp14:editId="62E40EEC">
             <wp:extent cx="5731510" cy="2828925"/>
@@ -112,6 +107,9 @@
         <w:br/>
       </w:r>
       <w:r>
+        <w:rPr>
+          <w:noProof/>
+        </w:rPr>
         <w:drawing>
           <wp:inline distT="0" distB="0" distL="0" distR="0" wp14:anchorId="6D3EF585" wp14:editId="4725CCE7">
             <wp:extent cx="5731510" cy="1416050"/>
@@ -164,6 +162,9 @@
         <w:br/>
       </w:r>
       <w:r>
+        <w:rPr>
+          <w:noProof/>
+        </w:rPr>
         <w:drawing>
           <wp:inline distT="0" distB="0" distL="0" distR="0" wp14:anchorId="0EA80716" wp14:editId="76E3200D">
             <wp:extent cx="5731510" cy="1919605"/>
@@ -207,20 +208,15 @@
       </w:pPr>
       <w:r>
         <w:lastRenderedPageBreak/>
-        <w:t xml:space="preserve">How does the </w:t>
-      </w:r>
-      <w:proofErr w:type="spellStart"/>
-      <w:r>
-        <w:t>kafka</w:t>
-      </w:r>
-      <w:proofErr w:type="spellEnd"/>
-      <w:r>
-        <w:t xml:space="preserve"> process message restoration if communication breakdown?</w:t>
-      </w:r>
-      <w:r>
-        <w:br/>
-      </w:r>
-      <w:r>
+        <w:t>How does the kafka process message restoration if communication breakdown?</w:t>
+      </w:r>
+      <w:r>
+        <w:br/>
+      </w:r>
+      <w:r>
+        <w:rPr>
+          <w:noProof/>
+        </w:rPr>
         <w:drawing>
           <wp:inline distT="0" distB="0" distL="0" distR="0" wp14:anchorId="775ECB81" wp14:editId="4DD38C32">
             <wp:extent cx="5731510" cy="2944495"/>
@@ -261,6 +257,9 @@
         <w:br/>
       </w:r>
       <w:r>
+        <w:rPr>
+          <w:noProof/>
+        </w:rPr>
         <w:drawing>
           <wp:inline distT="0" distB="0" distL="0" distR="0" wp14:anchorId="1B6F4515" wp14:editId="7D479A07">
             <wp:extent cx="5731510" cy="1556385"/>
@@ -304,6 +303,9 @@
         <w:br/>
       </w:r>
       <w:r>
+        <w:rPr>
+          <w:noProof/>
+        </w:rPr>
         <w:drawing>
           <wp:inline distT="0" distB="0" distL="0" distR="0" wp14:anchorId="3B5D1B5C" wp14:editId="208D01CF">
             <wp:extent cx="5731510" cy="1649095"/>
@@ -341,6 +343,9 @@
         </w:drawing>
       </w:r>
       <w:r>
+        <w:rPr>
+          <w:noProof/>
+        </w:rPr>
         <w:lastRenderedPageBreak/>
         <w:drawing>
           <wp:inline distT="0" distB="0" distL="0" distR="0" wp14:anchorId="10DAADEA" wp14:editId="304EAB32">
@@ -385,15 +390,7 @@
         <w:br/>
       </w:r>
       <w:r>
-        <w:t xml:space="preserve">How does </w:t>
-      </w:r>
-      <w:proofErr w:type="spellStart"/>
-      <w:r>
-        <w:t>kafka</w:t>
-      </w:r>
-      <w:proofErr w:type="spellEnd"/>
-      <w:r>
-        <w:t xml:space="preserve"> ensure fault tolerant?</w:t>
+        <w:t>How does kafka ensure fault tolerant?</w:t>
       </w:r>
       <w:r>
         <w:br/>
@@ -508,23 +505,7 @@
         <w:br/>
       </w:r>
       <w:r>
-        <w:t xml:space="preserve">what is </w:t>
-      </w:r>
-      <w:proofErr w:type="spellStart"/>
-      <w:r>
-        <w:t>isr</w:t>
-      </w:r>
-      <w:proofErr w:type="spellEnd"/>
-      <w:r>
-        <w:t xml:space="preserve"> in-sync </w:t>
-      </w:r>
-      <w:proofErr w:type="spellStart"/>
-      <w:r>
-        <w:t>repilca</w:t>
-      </w:r>
-      <w:proofErr w:type="spellEnd"/>
-      <w:r>
-        <w:t xml:space="preserve"> and how it is different from replication factor</w:t>
+        <w:t>what is isr in-sync repilca and how it is different from replication factor</w:t>
       </w:r>
       <w:r>
         <w:t>?</w:t>
@@ -533,19 +514,13 @@
         <w:rPr>
           <w:rFonts w:ascii="Segoe UI Emoji" w:hAnsi="Segoe UI Emoji" w:cs="Segoe UI Emoji"/>
         </w:rPr>
+        <w:t xml:space="preserve"> 👉</w:t>
+      </w:r>
+      <w:r>
         <w:t xml:space="preserve"> </w:t>
       </w:r>
       <w:r>
         <w:rPr>
-          <w:rFonts w:ascii="Segoe UI Emoji" w:hAnsi="Segoe UI Emoji" w:cs="Segoe UI Emoji"/>
-        </w:rPr>
-        <w:t>👉</w:t>
-      </w:r>
-      <w:r>
-        <w:t xml:space="preserve"> </w:t>
-      </w:r>
-      <w:r>
-        <w:rPr>
           <w:i/>
           <w:iCs/>
         </w:rPr>
@@ -559,6 +534,9 @@
         <w:br/>
       </w:r>
       <w:r>
+        <w:rPr>
+          <w:noProof/>
+        </w:rPr>
         <w:lastRenderedPageBreak/>
         <w:drawing>
           <wp:inline distT="0" distB="0" distL="0" distR="0" wp14:anchorId="30DA35B7" wp14:editId="3CC53897">
@@ -611,6 +589,9 @@
         <w:br/>
       </w:r>
       <w:r>
+        <w:rPr>
+          <w:noProof/>
+        </w:rPr>
         <w:lastRenderedPageBreak/>
         <w:drawing>
           <wp:inline distT="0" distB="0" distL="0" distR="0" wp14:anchorId="3A3C8CC9" wp14:editId="2A103BD9">
@@ -702,6 +683,9 @@
         <w:br/>
       </w:r>
       <w:r>
+        <w:rPr>
+          <w:noProof/>
+        </w:rPr>
         <w:lastRenderedPageBreak/>
         <w:drawing>
           <wp:inline distT="0" distB="0" distL="0" distR="0" wp14:anchorId="4CF02AD4" wp14:editId="06E83C8D">
@@ -746,20 +730,14 @@
         <w:br/>
       </w:r>
       <w:r>
-        <w:t xml:space="preserve">what is zookeeper in </w:t>
-      </w:r>
-      <w:proofErr w:type="spellStart"/>
-      <w:r>
-        <w:t>kafka</w:t>
-      </w:r>
-      <w:proofErr w:type="spellEnd"/>
+        <w:t>what is zookeeper in kafka</w:t>
+      </w:r>
       <w:r>
         <w:t>?</w:t>
       </w:r>
       <w:r>
         <w:br/>
       </w:r>
-      <w:proofErr w:type="spellStart"/>
       <w:r>
         <w:rPr>
           <w:b/>
@@ -767,7 +745,6 @@
         </w:rPr>
         <w:t>ZooKeeper</w:t>
       </w:r>
-      <w:proofErr w:type="spellEnd"/>
       <w:r>
         <w:t xml:space="preserve"> is used for </w:t>
       </w:r>
@@ -785,6 +762,9 @@
         <w:br/>
       </w:r>
       <w:r>
+        <w:rPr>
+          <w:noProof/>
+        </w:rPr>
         <w:drawing>
           <wp:inline distT="0" distB="0" distL="0" distR="0" wp14:anchorId="19BF756B" wp14:editId="6108527A">
             <wp:extent cx="5258534" cy="1476581"/>
@@ -834,6 +814,9 @@
         <w:br/>
       </w:r>
       <w:r>
+        <w:rPr>
+          <w:noProof/>
+        </w:rPr>
         <w:drawing>
           <wp:inline distT="0" distB="0" distL="0" distR="0" wp14:anchorId="596D4299" wp14:editId="4FA0D86C">
             <wp:extent cx="5201376" cy="2457793"/>
@@ -906,6 +889,9 @@
         <w:ind w:left="720"/>
       </w:pPr>
       <w:r>
+        <w:rPr>
+          <w:noProof/>
+        </w:rPr>
         <w:drawing>
           <wp:inline distT="0" distB="0" distL="0" distR="0" wp14:anchorId="361F912D" wp14:editId="741133E0">
             <wp:extent cx="4744112" cy="2391109"/>
@@ -949,15 +935,7 @@
         <w:br/>
       </w:r>
       <w:r>
-        <w:t xml:space="preserve">what is </w:t>
-      </w:r>
-      <w:proofErr w:type="spellStart"/>
-      <w:r>
-        <w:t>partioning</w:t>
-      </w:r>
-      <w:proofErr w:type="spellEnd"/>
-      <w:r>
-        <w:t xml:space="preserve"> key</w:t>
+        <w:t>what is partioning key</w:t>
       </w:r>
       <w:r>
         <w:t xml:space="preserve"> ?</w:t>
@@ -987,8 +965,17 @@
     <w:p>
       <w:pPr>
         <w:ind w:left="720"/>
+        <w:rPr>
+          <w:b/>
+          <w:bCs/>
+          <w:i/>
+          <w:iCs/>
+        </w:rPr>
       </w:pPr>
       <w:r>
+        <w:rPr>
+          <w:noProof/>
+        </w:rPr>
         <w:drawing>
           <wp:inline distT="0" distB="0" distL="0" distR="0" wp14:anchorId="020C3F6A" wp14:editId="1B2F4C3D">
             <wp:extent cx="5731510" cy="1734820"/>
@@ -1032,6 +1019,9 @@
         <w:br/>
       </w:r>
       <w:r>
+        <w:rPr>
+          <w:noProof/>
+        </w:rPr>
         <w:lastRenderedPageBreak/>
         <w:drawing>
           <wp:inline distT="0" distB="0" distL="0" distR="0" wp14:anchorId="08B2681B" wp14:editId="22E060DD">
@@ -1071,6 +1061,1420 @@
       </w:r>
       <w:r>
         <w:br/>
+      </w:r>
+      <w:r>
+        <w:br/>
+      </w:r>
+      <w:r>
+        <w:t xml:space="preserve">How do you ensure high availability in kafka </w:t>
+      </w:r>
+      <w:r>
+        <w:t>cluster ?</w:t>
+      </w:r>
+      <w:r>
+        <w:br/>
+      </w:r>
+      <w:r>
+        <w:drawing>
+          <wp:inline distT="0" distB="0" distL="0" distR="0" wp14:anchorId="1176E917" wp14:editId="19D8C0DE">
+            <wp:extent cx="5410955" cy="4496427"/>
+            <wp:effectExtent l="0" t="0" r="0" b="0"/>
+            <wp:docPr id="1692272122" name="Picture 1"/>
+            <wp:cNvGraphicFramePr>
+              <a:graphicFrameLocks xmlns:a="http://schemas.openxmlformats.org/drawingml/2006/main" noChangeAspect="1"/>
+            </wp:cNvGraphicFramePr>
+            <a:graphic xmlns:a="http://schemas.openxmlformats.org/drawingml/2006/main">
+              <a:graphicData uri="http://schemas.openxmlformats.org/drawingml/2006/picture">
+                <pic:pic xmlns:pic="http://schemas.openxmlformats.org/drawingml/2006/picture">
+                  <pic:nvPicPr>
+                    <pic:cNvPr id="1692272122" name=""/>
+                    <pic:cNvPicPr/>
+                  </pic:nvPicPr>
+                  <pic:blipFill>
+                    <a:blip r:embed="rId20"/>
+                    <a:stretch>
+                      <a:fillRect/>
+                    </a:stretch>
+                  </pic:blipFill>
+                  <pic:spPr>
+                    <a:xfrm>
+                      <a:off x="0" y="0"/>
+                      <a:ext cx="5410955" cy="4496427"/>
+                    </a:xfrm>
+                    <a:prstGeom prst="rect">
+                      <a:avLst/>
+                    </a:prstGeom>
+                  </pic:spPr>
+                </pic:pic>
+              </a:graphicData>
+            </a:graphic>
+          </wp:inline>
+        </w:drawing>
+      </w:r>
+      <w:r>
+        <w:br/>
+      </w:r>
+      <w:r>
+        <w:lastRenderedPageBreak/>
+        <w:t>Internal structure of Kafka ::</w:t>
+      </w:r>
+      <w:r>
+        <w:br/>
+      </w:r>
+      <w:r>
+        <w:drawing>
+          <wp:inline distT="0" distB="0" distL="0" distR="0" wp14:anchorId="0D6571D5" wp14:editId="07CCB5E6">
+            <wp:extent cx="4858428" cy="2114845"/>
+            <wp:effectExtent l="0" t="0" r="0" b="0"/>
+            <wp:docPr id="448485686" name="Picture 1"/>
+            <wp:cNvGraphicFramePr>
+              <a:graphicFrameLocks xmlns:a="http://schemas.openxmlformats.org/drawingml/2006/main" noChangeAspect="1"/>
+            </wp:cNvGraphicFramePr>
+            <a:graphic xmlns:a="http://schemas.openxmlformats.org/drawingml/2006/main">
+              <a:graphicData uri="http://schemas.openxmlformats.org/drawingml/2006/picture">
+                <pic:pic xmlns:pic="http://schemas.openxmlformats.org/drawingml/2006/picture">
+                  <pic:nvPicPr>
+                    <pic:cNvPr id="448485686" name=""/>
+                    <pic:cNvPicPr/>
+                  </pic:nvPicPr>
+                  <pic:blipFill>
+                    <a:blip r:embed="rId21"/>
+                    <a:stretch>
+                      <a:fillRect/>
+                    </a:stretch>
+                  </pic:blipFill>
+                  <pic:spPr>
+                    <a:xfrm>
+                      <a:off x="0" y="0"/>
+                      <a:ext cx="4858428" cy="2114845"/>
+                    </a:xfrm>
+                    <a:prstGeom prst="rect">
+                      <a:avLst/>
+                    </a:prstGeom>
+                  </pic:spPr>
+                </pic:pic>
+              </a:graphicData>
+            </a:graphic>
+          </wp:inline>
+        </w:drawing>
+      </w:r>
+      <w:r>
+        <w:br/>
+      </w:r>
+      <w:r>
+        <w:br/>
+      </w:r>
+      <w:r>
+        <w:br/>
+        <w:t xml:space="preserve">How does </w:t>
+      </w:r>
+      <w:r>
+        <w:t>acknowledgment works in Kafka ?</w:t>
+      </w:r>
+      <w:r>
+        <w:br/>
+      </w:r>
+      <w:r>
+        <w:drawing>
+          <wp:inline distT="0" distB="0" distL="0" distR="0" wp14:anchorId="4AE65B42" wp14:editId="55C671AE">
+            <wp:extent cx="5731510" cy="3595370"/>
+            <wp:effectExtent l="0" t="0" r="2540" b="5080"/>
+            <wp:docPr id="2100944984" name="Picture 1"/>
+            <wp:cNvGraphicFramePr>
+              <a:graphicFrameLocks xmlns:a="http://schemas.openxmlformats.org/drawingml/2006/main" noChangeAspect="1"/>
+            </wp:cNvGraphicFramePr>
+            <a:graphic xmlns:a="http://schemas.openxmlformats.org/drawingml/2006/main">
+              <a:graphicData uri="http://schemas.openxmlformats.org/drawingml/2006/picture">
+                <pic:pic xmlns:pic="http://schemas.openxmlformats.org/drawingml/2006/picture">
+                  <pic:nvPicPr>
+                    <pic:cNvPr id="2100944984" name=""/>
+                    <pic:cNvPicPr/>
+                  </pic:nvPicPr>
+                  <pic:blipFill>
+                    <a:blip r:embed="rId22"/>
+                    <a:stretch>
+                      <a:fillRect/>
+                    </a:stretch>
+                  </pic:blipFill>
+                  <pic:spPr>
+                    <a:xfrm>
+                      <a:off x="0" y="0"/>
+                      <a:ext cx="5731510" cy="3595370"/>
+                    </a:xfrm>
+                    <a:prstGeom prst="rect">
+                      <a:avLst/>
+                    </a:prstGeom>
+                  </pic:spPr>
+                </pic:pic>
+              </a:graphicData>
+            </a:graphic>
+          </wp:inline>
+        </w:drawing>
+      </w:r>
+      <w:r>
+        <w:br/>
+      </w:r>
+      <w:r>
+        <w:t>How do you design an event-driven microservices system using Kafka?</w:t>
+      </w:r>
+      <w:r>
+        <w:br/>
+      </w:r>
+      <w:r>
+        <w:lastRenderedPageBreak/>
+        <w:drawing>
+          <wp:inline distT="0" distB="0" distL="0" distR="0" wp14:anchorId="074D45BE" wp14:editId="3923D3D6">
+            <wp:extent cx="5731510" cy="4456430"/>
+            <wp:effectExtent l="0" t="0" r="2540" b="1270"/>
+            <wp:docPr id="580756167" name="Picture 1"/>
+            <wp:cNvGraphicFramePr>
+              <a:graphicFrameLocks xmlns:a="http://schemas.openxmlformats.org/drawingml/2006/main" noChangeAspect="1"/>
+            </wp:cNvGraphicFramePr>
+            <a:graphic xmlns:a="http://schemas.openxmlformats.org/drawingml/2006/main">
+              <a:graphicData uri="http://schemas.openxmlformats.org/drawingml/2006/picture">
+                <pic:pic xmlns:pic="http://schemas.openxmlformats.org/drawingml/2006/picture">
+                  <pic:nvPicPr>
+                    <pic:cNvPr id="580756167" name=""/>
+                    <pic:cNvPicPr/>
+                  </pic:nvPicPr>
+                  <pic:blipFill>
+                    <a:blip r:embed="rId23"/>
+                    <a:stretch>
+                      <a:fillRect/>
+                    </a:stretch>
+                  </pic:blipFill>
+                  <pic:spPr>
+                    <a:xfrm>
+                      <a:off x="0" y="0"/>
+                      <a:ext cx="5731510" cy="4456430"/>
+                    </a:xfrm>
+                    <a:prstGeom prst="rect">
+                      <a:avLst/>
+                    </a:prstGeom>
+                  </pic:spPr>
+                </pic:pic>
+              </a:graphicData>
+            </a:graphic>
+          </wp:inline>
+        </w:drawing>
+      </w:r>
+      <w:r>
+        <w:br/>
+      </w:r>
+      <w:r>
+        <w:lastRenderedPageBreak/>
+        <w:drawing>
+          <wp:inline distT="0" distB="0" distL="0" distR="0" wp14:anchorId="78DF9D9F" wp14:editId="35AEC271">
+            <wp:extent cx="4696480" cy="6554115"/>
+            <wp:effectExtent l="0" t="0" r="8890" b="0"/>
+            <wp:docPr id="729466936" name="Picture 1"/>
+            <wp:cNvGraphicFramePr>
+              <a:graphicFrameLocks xmlns:a="http://schemas.openxmlformats.org/drawingml/2006/main" noChangeAspect="1"/>
+            </wp:cNvGraphicFramePr>
+            <a:graphic xmlns:a="http://schemas.openxmlformats.org/drawingml/2006/main">
+              <a:graphicData uri="http://schemas.openxmlformats.org/drawingml/2006/picture">
+                <pic:pic xmlns:pic="http://schemas.openxmlformats.org/drawingml/2006/picture">
+                  <pic:nvPicPr>
+                    <pic:cNvPr id="729466936" name=""/>
+                    <pic:cNvPicPr/>
+                  </pic:nvPicPr>
+                  <pic:blipFill>
+                    <a:blip r:embed="rId24"/>
+                    <a:stretch>
+                      <a:fillRect/>
+                    </a:stretch>
+                  </pic:blipFill>
+                  <pic:spPr>
+                    <a:xfrm>
+                      <a:off x="0" y="0"/>
+                      <a:ext cx="4696480" cy="6554115"/>
+                    </a:xfrm>
+                    <a:prstGeom prst="rect">
+                      <a:avLst/>
+                    </a:prstGeom>
+                  </pic:spPr>
+                </pic:pic>
+              </a:graphicData>
+            </a:graphic>
+          </wp:inline>
+        </w:drawing>
+      </w:r>
+      <w:r>
+        <w:br/>
+      </w:r>
+      <w:r>
+        <w:lastRenderedPageBreak/>
+        <w:drawing>
+          <wp:inline distT="0" distB="0" distL="0" distR="0" wp14:anchorId="2703CBF3" wp14:editId="1FEC53E9">
+            <wp:extent cx="5731510" cy="4860925"/>
+            <wp:effectExtent l="0" t="0" r="2540" b="0"/>
+            <wp:docPr id="1469205199" name="Picture 1"/>
+            <wp:cNvGraphicFramePr>
+              <a:graphicFrameLocks xmlns:a="http://schemas.openxmlformats.org/drawingml/2006/main" noChangeAspect="1"/>
+            </wp:cNvGraphicFramePr>
+            <a:graphic xmlns:a="http://schemas.openxmlformats.org/drawingml/2006/main">
+              <a:graphicData uri="http://schemas.openxmlformats.org/drawingml/2006/picture">
+                <pic:pic xmlns:pic="http://schemas.openxmlformats.org/drawingml/2006/picture">
+                  <pic:nvPicPr>
+                    <pic:cNvPr id="1469205199" name=""/>
+                    <pic:cNvPicPr/>
+                  </pic:nvPicPr>
+                  <pic:blipFill>
+                    <a:blip r:embed="rId25"/>
+                    <a:stretch>
+                      <a:fillRect/>
+                    </a:stretch>
+                  </pic:blipFill>
+                  <pic:spPr>
+                    <a:xfrm>
+                      <a:off x="0" y="0"/>
+                      <a:ext cx="5731510" cy="4860925"/>
+                    </a:xfrm>
+                    <a:prstGeom prst="rect">
+                      <a:avLst/>
+                    </a:prstGeom>
+                  </pic:spPr>
+                </pic:pic>
+              </a:graphicData>
+            </a:graphic>
+          </wp:inline>
+        </w:drawing>
+      </w:r>
+      <w:r>
+        <w:br/>
+      </w:r>
+      <w:r>
+        <w:br/>
+      </w:r>
+      <w:r>
+        <w:br/>
+      </w:r>
+      <w:r>
+        <w:lastRenderedPageBreak/>
+        <w:drawing>
+          <wp:inline distT="0" distB="0" distL="0" distR="0" wp14:anchorId="64979DC6" wp14:editId="278C9657">
+            <wp:extent cx="5468113" cy="6516009"/>
+            <wp:effectExtent l="0" t="0" r="0" b="0"/>
+            <wp:docPr id="264612941" name="Picture 1"/>
+            <wp:cNvGraphicFramePr>
+              <a:graphicFrameLocks xmlns:a="http://schemas.openxmlformats.org/drawingml/2006/main" noChangeAspect="1"/>
+            </wp:cNvGraphicFramePr>
+            <a:graphic xmlns:a="http://schemas.openxmlformats.org/drawingml/2006/main">
+              <a:graphicData uri="http://schemas.openxmlformats.org/drawingml/2006/picture">
+                <pic:pic xmlns:pic="http://schemas.openxmlformats.org/drawingml/2006/picture">
+                  <pic:nvPicPr>
+                    <pic:cNvPr id="264612941" name=""/>
+                    <pic:cNvPicPr/>
+                  </pic:nvPicPr>
+                  <pic:blipFill>
+                    <a:blip r:embed="rId26"/>
+                    <a:stretch>
+                      <a:fillRect/>
+                    </a:stretch>
+                  </pic:blipFill>
+                  <pic:spPr>
+                    <a:xfrm>
+                      <a:off x="0" y="0"/>
+                      <a:ext cx="5468113" cy="6516009"/>
+                    </a:xfrm>
+                    <a:prstGeom prst="rect">
+                      <a:avLst/>
+                    </a:prstGeom>
+                  </pic:spPr>
+                </pic:pic>
+              </a:graphicData>
+            </a:graphic>
+          </wp:inline>
+        </w:drawing>
+      </w:r>
+      <w:r>
+        <w:br/>
+      </w:r>
+      <w:r>
+        <w:lastRenderedPageBreak/>
+        <w:drawing>
+          <wp:inline distT="0" distB="0" distL="0" distR="0" wp14:anchorId="27E804C5" wp14:editId="0B0BAFAB">
+            <wp:extent cx="4763165" cy="2553056"/>
+            <wp:effectExtent l="0" t="0" r="0" b="0"/>
+            <wp:docPr id="2141027186" name="Picture 1"/>
+            <wp:cNvGraphicFramePr>
+              <a:graphicFrameLocks xmlns:a="http://schemas.openxmlformats.org/drawingml/2006/main" noChangeAspect="1"/>
+            </wp:cNvGraphicFramePr>
+            <a:graphic xmlns:a="http://schemas.openxmlformats.org/drawingml/2006/main">
+              <a:graphicData uri="http://schemas.openxmlformats.org/drawingml/2006/picture">
+                <pic:pic xmlns:pic="http://schemas.openxmlformats.org/drawingml/2006/picture">
+                  <pic:nvPicPr>
+                    <pic:cNvPr id="2141027186" name=""/>
+                    <pic:cNvPicPr/>
+                  </pic:nvPicPr>
+                  <pic:blipFill>
+                    <a:blip r:embed="rId27"/>
+                    <a:stretch>
+                      <a:fillRect/>
+                    </a:stretch>
+                  </pic:blipFill>
+                  <pic:spPr>
+                    <a:xfrm>
+                      <a:off x="0" y="0"/>
+                      <a:ext cx="4763165" cy="2553056"/>
+                    </a:xfrm>
+                    <a:prstGeom prst="rect">
+                      <a:avLst/>
+                    </a:prstGeom>
+                  </pic:spPr>
+                </pic:pic>
+              </a:graphicData>
+            </a:graphic>
+          </wp:inline>
+        </w:drawing>
+      </w:r>
+      <w:r>
+        <w:br/>
+      </w:r>
+      <w:r>
+        <w:br/>
+      </w:r>
+      <w:r>
+        <w:t>How does Kafka help in decoupling microservices?</w:t>
+      </w:r>
+      <w:r>
+        <w:br/>
+      </w:r>
+      <w:r>
+        <w:drawing>
+          <wp:inline distT="0" distB="0" distL="0" distR="0" wp14:anchorId="246D78DE" wp14:editId="6AB62ED0">
+            <wp:extent cx="5731510" cy="4025265"/>
+            <wp:effectExtent l="0" t="0" r="2540" b="0"/>
+            <wp:docPr id="1431446639" name="Picture 1"/>
+            <wp:cNvGraphicFramePr>
+              <a:graphicFrameLocks xmlns:a="http://schemas.openxmlformats.org/drawingml/2006/main" noChangeAspect="1"/>
+            </wp:cNvGraphicFramePr>
+            <a:graphic xmlns:a="http://schemas.openxmlformats.org/drawingml/2006/main">
+              <a:graphicData uri="http://schemas.openxmlformats.org/drawingml/2006/picture">
+                <pic:pic xmlns:pic="http://schemas.openxmlformats.org/drawingml/2006/picture">
+                  <pic:nvPicPr>
+                    <pic:cNvPr id="1431446639" name=""/>
+                    <pic:cNvPicPr/>
+                  </pic:nvPicPr>
+                  <pic:blipFill>
+                    <a:blip r:embed="rId28"/>
+                    <a:stretch>
+                      <a:fillRect/>
+                    </a:stretch>
+                  </pic:blipFill>
+                  <pic:spPr>
+                    <a:xfrm>
+                      <a:off x="0" y="0"/>
+                      <a:ext cx="5731510" cy="4025265"/>
+                    </a:xfrm>
+                    <a:prstGeom prst="rect">
+                      <a:avLst/>
+                    </a:prstGeom>
+                  </pic:spPr>
+                </pic:pic>
+              </a:graphicData>
+            </a:graphic>
+          </wp:inline>
+        </w:drawing>
+      </w:r>
+      <w:r>
+        <w:br/>
+      </w:r>
+      <w:r>
+        <w:lastRenderedPageBreak/>
+        <w:drawing>
+          <wp:inline distT="0" distB="0" distL="0" distR="0" wp14:anchorId="3CFDF238" wp14:editId="052AFE0C">
+            <wp:extent cx="5731510" cy="5249545"/>
+            <wp:effectExtent l="0" t="0" r="2540" b="8255"/>
+            <wp:docPr id="480192081" name="Picture 1"/>
+            <wp:cNvGraphicFramePr>
+              <a:graphicFrameLocks xmlns:a="http://schemas.openxmlformats.org/drawingml/2006/main" noChangeAspect="1"/>
+            </wp:cNvGraphicFramePr>
+            <a:graphic xmlns:a="http://schemas.openxmlformats.org/drawingml/2006/main">
+              <a:graphicData uri="http://schemas.openxmlformats.org/drawingml/2006/picture">
+                <pic:pic xmlns:pic="http://schemas.openxmlformats.org/drawingml/2006/picture">
+                  <pic:nvPicPr>
+                    <pic:cNvPr id="480192081" name=""/>
+                    <pic:cNvPicPr/>
+                  </pic:nvPicPr>
+                  <pic:blipFill>
+                    <a:blip r:embed="rId29"/>
+                    <a:stretch>
+                      <a:fillRect/>
+                    </a:stretch>
+                  </pic:blipFill>
+                  <pic:spPr>
+                    <a:xfrm>
+                      <a:off x="0" y="0"/>
+                      <a:ext cx="5731510" cy="5249545"/>
+                    </a:xfrm>
+                    <a:prstGeom prst="rect">
+                      <a:avLst/>
+                    </a:prstGeom>
+                  </pic:spPr>
+                </pic:pic>
+              </a:graphicData>
+            </a:graphic>
+          </wp:inline>
+        </w:drawing>
+      </w:r>
+      <w:r>
+        <w:br/>
+      </w:r>
+      <w:r>
+        <w:br/>
+      </w:r>
+      <w:r>
+        <w:t>How do you ensure data consistency across microservices using Kafka?</w:t>
+      </w:r>
+      <w:r>
+        <w:br/>
+      </w:r>
+      <w:r>
+        <w:lastRenderedPageBreak/>
+        <w:drawing>
+          <wp:inline distT="0" distB="0" distL="0" distR="0" wp14:anchorId="273E7882" wp14:editId="43517A01">
+            <wp:extent cx="5731510" cy="4641850"/>
+            <wp:effectExtent l="0" t="0" r="2540" b="6350"/>
+            <wp:docPr id="1499184082" name="Picture 1"/>
+            <wp:cNvGraphicFramePr>
+              <a:graphicFrameLocks xmlns:a="http://schemas.openxmlformats.org/drawingml/2006/main" noChangeAspect="1"/>
+            </wp:cNvGraphicFramePr>
+            <a:graphic xmlns:a="http://schemas.openxmlformats.org/drawingml/2006/main">
+              <a:graphicData uri="http://schemas.openxmlformats.org/drawingml/2006/picture">
+                <pic:pic xmlns:pic="http://schemas.openxmlformats.org/drawingml/2006/picture">
+                  <pic:nvPicPr>
+                    <pic:cNvPr id="1499184082" name=""/>
+                    <pic:cNvPicPr/>
+                  </pic:nvPicPr>
+                  <pic:blipFill>
+                    <a:blip r:embed="rId30"/>
+                    <a:stretch>
+                      <a:fillRect/>
+                    </a:stretch>
+                  </pic:blipFill>
+                  <pic:spPr>
+                    <a:xfrm>
+                      <a:off x="0" y="0"/>
+                      <a:ext cx="5731510" cy="4641850"/>
+                    </a:xfrm>
+                    <a:prstGeom prst="rect">
+                      <a:avLst/>
+                    </a:prstGeom>
+                  </pic:spPr>
+                </pic:pic>
+              </a:graphicData>
+            </a:graphic>
+          </wp:inline>
+        </w:drawing>
+      </w:r>
+      <w:r>
+        <w:br/>
+      </w:r>
+      <w:r>
+        <w:drawing>
+          <wp:inline distT="0" distB="0" distL="0" distR="0" wp14:anchorId="6D6BE17C" wp14:editId="5EB633FA">
+            <wp:extent cx="5449060" cy="3600953"/>
+            <wp:effectExtent l="0" t="0" r="0" b="0"/>
+            <wp:docPr id="869285253" name="Picture 1"/>
+            <wp:cNvGraphicFramePr>
+              <a:graphicFrameLocks xmlns:a="http://schemas.openxmlformats.org/drawingml/2006/main" noChangeAspect="1"/>
+            </wp:cNvGraphicFramePr>
+            <a:graphic xmlns:a="http://schemas.openxmlformats.org/drawingml/2006/main">
+              <a:graphicData uri="http://schemas.openxmlformats.org/drawingml/2006/picture">
+                <pic:pic xmlns:pic="http://schemas.openxmlformats.org/drawingml/2006/picture">
+                  <pic:nvPicPr>
+                    <pic:cNvPr id="869285253" name=""/>
+                    <pic:cNvPicPr/>
+                  </pic:nvPicPr>
+                  <pic:blipFill>
+                    <a:blip r:embed="rId31"/>
+                    <a:stretch>
+                      <a:fillRect/>
+                    </a:stretch>
+                  </pic:blipFill>
+                  <pic:spPr>
+                    <a:xfrm>
+                      <a:off x="0" y="0"/>
+                      <a:ext cx="5449060" cy="3600953"/>
+                    </a:xfrm>
+                    <a:prstGeom prst="rect">
+                      <a:avLst/>
+                    </a:prstGeom>
+                  </pic:spPr>
+                </pic:pic>
+              </a:graphicData>
+            </a:graphic>
+          </wp:inline>
+        </w:drawing>
+      </w:r>
+      <w:r>
+        <w:br/>
+      </w:r>
+      <w:r>
+        <w:br/>
+      </w:r>
+      <w:r>
+        <w:t>How do you implement Saga with Kafka ?</w:t>
+      </w:r>
+      <w:r>
+        <w:br/>
+      </w:r>
+      <w:r>
+        <w:lastRenderedPageBreak/>
+        <w:drawing>
+          <wp:inline distT="0" distB="0" distL="0" distR="0" wp14:anchorId="6110FF16" wp14:editId="2280FBD5">
+            <wp:extent cx="5731510" cy="5149850"/>
+            <wp:effectExtent l="0" t="0" r="2540" b="0"/>
+            <wp:docPr id="461446635" name="Picture 1"/>
+            <wp:cNvGraphicFramePr>
+              <a:graphicFrameLocks xmlns:a="http://schemas.openxmlformats.org/drawingml/2006/main" noChangeAspect="1"/>
+            </wp:cNvGraphicFramePr>
+            <a:graphic xmlns:a="http://schemas.openxmlformats.org/drawingml/2006/main">
+              <a:graphicData uri="http://schemas.openxmlformats.org/drawingml/2006/picture">
+                <pic:pic xmlns:pic="http://schemas.openxmlformats.org/drawingml/2006/picture">
+                  <pic:nvPicPr>
+                    <pic:cNvPr id="461446635" name=""/>
+                    <pic:cNvPicPr/>
+                  </pic:nvPicPr>
+                  <pic:blipFill>
+                    <a:blip r:embed="rId32"/>
+                    <a:stretch>
+                      <a:fillRect/>
+                    </a:stretch>
+                  </pic:blipFill>
+                  <pic:spPr>
+                    <a:xfrm>
+                      <a:off x="0" y="0"/>
+                      <a:ext cx="5731510" cy="5149850"/>
+                    </a:xfrm>
+                    <a:prstGeom prst="rect">
+                      <a:avLst/>
+                    </a:prstGeom>
+                  </pic:spPr>
+                </pic:pic>
+              </a:graphicData>
+            </a:graphic>
+          </wp:inline>
+        </w:drawing>
+      </w:r>
+      <w:r>
+        <w:br/>
+      </w:r>
+      <w:r>
+        <w:t>How do you ensure exactly-once processing in microservices using Kafka?</w:t>
+      </w:r>
+      <w:r>
+        <w:br/>
+      </w:r>
+      <w:r>
+        <w:rPr>
+          <w:rFonts w:ascii="Segoe UI Emoji" w:hAnsi="Segoe UI Emoji" w:cs="Segoe UI Emoji"/>
+        </w:rPr>
+        <w:t>👉</w:t>
+      </w:r>
+      <w:r>
+        <w:t xml:space="preserve"> </w:t>
+      </w:r>
+      <w:r>
+        <w:rPr>
+          <w:i/>
+          <w:iCs/>
+        </w:rPr>
+        <w:t>Exactly-once processing ensures that each message is processed only once, without duplication or data loss.</w:t>
+      </w:r>
+      <w:r>
+        <w:rPr>
+          <w:i/>
+          <w:iCs/>
+        </w:rPr>
+        <w:br/>
+      </w:r>
+      <w:r>
+        <w:rPr>
+          <w:i/>
+          <w:iCs/>
+        </w:rPr>
+        <w:br/>
+      </w:r>
+      <w:r>
+        <w:lastRenderedPageBreak/>
+        <w:drawing>
+          <wp:inline distT="0" distB="0" distL="0" distR="0" wp14:anchorId="3EC1DC17" wp14:editId="2E253499">
+            <wp:extent cx="5725324" cy="6230219"/>
+            <wp:effectExtent l="0" t="0" r="8890" b="0"/>
+            <wp:docPr id="1401531793" name="Picture 1"/>
+            <wp:cNvGraphicFramePr>
+              <a:graphicFrameLocks xmlns:a="http://schemas.openxmlformats.org/drawingml/2006/main" noChangeAspect="1"/>
+            </wp:cNvGraphicFramePr>
+            <a:graphic xmlns:a="http://schemas.openxmlformats.org/drawingml/2006/main">
+              <a:graphicData uri="http://schemas.openxmlformats.org/drawingml/2006/picture">
+                <pic:pic xmlns:pic="http://schemas.openxmlformats.org/drawingml/2006/picture">
+                  <pic:nvPicPr>
+                    <pic:cNvPr id="1401531793" name=""/>
+                    <pic:cNvPicPr/>
+                  </pic:nvPicPr>
+                  <pic:blipFill>
+                    <a:blip r:embed="rId33"/>
+                    <a:stretch>
+                      <a:fillRect/>
+                    </a:stretch>
+                  </pic:blipFill>
+                  <pic:spPr>
+                    <a:xfrm>
+                      <a:off x="0" y="0"/>
+                      <a:ext cx="5725324" cy="6230219"/>
+                    </a:xfrm>
+                    <a:prstGeom prst="rect">
+                      <a:avLst/>
+                    </a:prstGeom>
+                  </pic:spPr>
+                </pic:pic>
+              </a:graphicData>
+            </a:graphic>
+          </wp:inline>
+        </w:drawing>
+      </w:r>
+      <w:r>
+        <w:rPr>
+          <w:i/>
+          <w:iCs/>
+        </w:rPr>
+        <w:br/>
+      </w:r>
+      <w:r>
+        <w:rPr>
+          <w:b/>
+          <w:bCs/>
+        </w:rPr>
+        <w:drawing>
+          <wp:inline distT="0" distB="0" distL="0" distR="0" wp14:anchorId="0F1540B1" wp14:editId="3D5F8936">
+            <wp:extent cx="5306165" cy="1609950"/>
+            <wp:effectExtent l="0" t="0" r="0" b="9525"/>
+            <wp:docPr id="1585735356" name="Picture 1"/>
+            <wp:cNvGraphicFramePr>
+              <a:graphicFrameLocks xmlns:a="http://schemas.openxmlformats.org/drawingml/2006/main" noChangeAspect="1"/>
+            </wp:cNvGraphicFramePr>
+            <a:graphic xmlns:a="http://schemas.openxmlformats.org/drawingml/2006/main">
+              <a:graphicData uri="http://schemas.openxmlformats.org/drawingml/2006/picture">
+                <pic:pic xmlns:pic="http://schemas.openxmlformats.org/drawingml/2006/picture">
+                  <pic:nvPicPr>
+                    <pic:cNvPr id="1585735356" name=""/>
+                    <pic:cNvPicPr/>
+                  </pic:nvPicPr>
+                  <pic:blipFill>
+                    <a:blip r:embed="rId34"/>
+                    <a:stretch>
+                      <a:fillRect/>
+                    </a:stretch>
+                  </pic:blipFill>
+                  <pic:spPr>
+                    <a:xfrm>
+                      <a:off x="0" y="0"/>
+                      <a:ext cx="5306165" cy="1609950"/>
+                    </a:xfrm>
+                    <a:prstGeom prst="rect">
+                      <a:avLst/>
+                    </a:prstGeom>
+                  </pic:spPr>
+                </pic:pic>
+              </a:graphicData>
+            </a:graphic>
+          </wp:inline>
+        </w:drawing>
+      </w:r>
+      <w:r>
+        <w:br/>
+      </w:r>
+      <w:r>
+        <w:br/>
+      </w:r>
+      <w:r>
+        <w:t>what is transactional outbox pattern in kafka</w:t>
+      </w:r>
+      <w:r>
+        <w:t>?</w:t>
+      </w:r>
+      <w:r>
+        <w:br/>
+      </w:r>
+      <w:r>
+        <w:rPr>
+          <w:i/>
+          <w:iCs/>
+        </w:rPr>
+        <w:t>Transactional Outbox Pattern ensures that database updates and Kafka event publishing happen reliably without data inconsistency.</w:t>
+      </w:r>
+      <w:r>
+        <w:rPr>
+          <w:i/>
+          <w:iCs/>
+        </w:rPr>
+        <w:br/>
+      </w:r>
+      <w:r>
+        <w:lastRenderedPageBreak/>
+        <w:drawing>
+          <wp:inline distT="0" distB="0" distL="0" distR="0" wp14:anchorId="76820BDF" wp14:editId="3F8856EB">
+            <wp:extent cx="5731510" cy="4589780"/>
+            <wp:effectExtent l="0" t="0" r="2540" b="1270"/>
+            <wp:docPr id="1108609449" name="Picture 1"/>
+            <wp:cNvGraphicFramePr>
+              <a:graphicFrameLocks xmlns:a="http://schemas.openxmlformats.org/drawingml/2006/main" noChangeAspect="1"/>
+            </wp:cNvGraphicFramePr>
+            <a:graphic xmlns:a="http://schemas.openxmlformats.org/drawingml/2006/main">
+              <a:graphicData uri="http://schemas.openxmlformats.org/drawingml/2006/picture">
+                <pic:pic xmlns:pic="http://schemas.openxmlformats.org/drawingml/2006/picture">
+                  <pic:nvPicPr>
+                    <pic:cNvPr id="1108609449" name=""/>
+                    <pic:cNvPicPr/>
+                  </pic:nvPicPr>
+                  <pic:blipFill>
+                    <a:blip r:embed="rId35"/>
+                    <a:stretch>
+                      <a:fillRect/>
+                    </a:stretch>
+                  </pic:blipFill>
+                  <pic:spPr>
+                    <a:xfrm>
+                      <a:off x="0" y="0"/>
+                      <a:ext cx="5731510" cy="4589780"/>
+                    </a:xfrm>
+                    <a:prstGeom prst="rect">
+                      <a:avLst/>
+                    </a:prstGeom>
+                  </pic:spPr>
+                </pic:pic>
+              </a:graphicData>
+            </a:graphic>
+          </wp:inline>
+        </w:drawing>
+      </w:r>
+      <w:r>
+        <w:rPr>
+          <w:i/>
+          <w:iCs/>
+        </w:rPr>
+        <w:br/>
+      </w:r>
+      <w:r>
+        <w:rPr>
+          <w:i/>
+          <w:iCs/>
+        </w:rPr>
+        <w:br/>
+      </w:r>
+      <w:r>
+        <w:t>How do you handle message retries and dead-letter queues?</w:t>
+      </w:r>
+      <w:r>
+        <w:br/>
+      </w:r>
+      <w:r>
+        <w:rPr>
+          <w:i/>
+          <w:iCs/>
+        </w:rPr>
+        <w:t>Retries and DLQ are used to handle transient and permanent failures during message processing without losing data.</w:t>
+      </w:r>
+      <w:r>
+        <w:rPr>
+          <w:i/>
+          <w:iCs/>
+        </w:rPr>
+        <w:br/>
+      </w:r>
+      <w:r>
+        <w:lastRenderedPageBreak/>
+        <w:drawing>
+          <wp:inline distT="0" distB="0" distL="0" distR="0" wp14:anchorId="0C1ACB7A" wp14:editId="7AFCBDA4">
+            <wp:extent cx="4439270" cy="4420217"/>
+            <wp:effectExtent l="0" t="0" r="0" b="0"/>
+            <wp:docPr id="1263784104" name="Picture 1"/>
+            <wp:cNvGraphicFramePr>
+              <a:graphicFrameLocks xmlns:a="http://schemas.openxmlformats.org/drawingml/2006/main" noChangeAspect="1"/>
+            </wp:cNvGraphicFramePr>
+            <a:graphic xmlns:a="http://schemas.openxmlformats.org/drawingml/2006/main">
+              <a:graphicData uri="http://schemas.openxmlformats.org/drawingml/2006/picture">
+                <pic:pic xmlns:pic="http://schemas.openxmlformats.org/drawingml/2006/picture">
+                  <pic:nvPicPr>
+                    <pic:cNvPr id="1263784104" name=""/>
+                    <pic:cNvPicPr/>
+                  </pic:nvPicPr>
+                  <pic:blipFill>
+                    <a:blip r:embed="rId36"/>
+                    <a:stretch>
+                      <a:fillRect/>
+                    </a:stretch>
+                  </pic:blipFill>
+                  <pic:spPr>
+                    <a:xfrm>
+                      <a:off x="0" y="0"/>
+                      <a:ext cx="4439270" cy="4420217"/>
+                    </a:xfrm>
+                    <a:prstGeom prst="rect">
+                      <a:avLst/>
+                    </a:prstGeom>
+                  </pic:spPr>
+                </pic:pic>
+              </a:graphicData>
+            </a:graphic>
+          </wp:inline>
+        </w:drawing>
+      </w:r>
+      <w:r>
+        <w:rPr>
+          <w:i/>
+          <w:iCs/>
+        </w:rPr>
+        <w:br/>
+      </w:r>
+      <w:r>
+        <w:drawing>
+          <wp:inline distT="0" distB="0" distL="0" distR="0" wp14:anchorId="6E255017" wp14:editId="287E7D17">
+            <wp:extent cx="4448796" cy="3172268"/>
+            <wp:effectExtent l="0" t="0" r="9525" b="9525"/>
+            <wp:docPr id="69327209" name="Picture 1"/>
+            <wp:cNvGraphicFramePr>
+              <a:graphicFrameLocks xmlns:a="http://schemas.openxmlformats.org/drawingml/2006/main" noChangeAspect="1"/>
+            </wp:cNvGraphicFramePr>
+            <a:graphic xmlns:a="http://schemas.openxmlformats.org/drawingml/2006/main">
+              <a:graphicData uri="http://schemas.openxmlformats.org/drawingml/2006/picture">
+                <pic:pic xmlns:pic="http://schemas.openxmlformats.org/drawingml/2006/picture">
+                  <pic:nvPicPr>
+                    <pic:cNvPr id="69327209" name=""/>
+                    <pic:cNvPicPr/>
+                  </pic:nvPicPr>
+                  <pic:blipFill>
+                    <a:blip r:embed="rId37"/>
+                    <a:stretch>
+                      <a:fillRect/>
+                    </a:stretch>
+                  </pic:blipFill>
+                  <pic:spPr>
+                    <a:xfrm>
+                      <a:off x="0" y="0"/>
+                      <a:ext cx="4448796" cy="3172268"/>
+                    </a:xfrm>
+                    <a:prstGeom prst="rect">
+                      <a:avLst/>
+                    </a:prstGeom>
+                  </pic:spPr>
+                </pic:pic>
+              </a:graphicData>
+            </a:graphic>
+          </wp:inline>
+        </w:drawing>
+      </w:r>
+      <w:r>
+        <w:rPr>
+          <w:i/>
+          <w:iCs/>
+        </w:rPr>
+        <w:br/>
+      </w:r>
+      <w:r>
+        <w:t>How do you ensure ordering in distributed microservices with Kafka?</w:t>
+      </w:r>
+      <w:r>
+        <w:br/>
+      </w:r>
+      <w:r>
+        <w:rPr>
+          <w:i/>
+          <w:iCs/>
+        </w:rPr>
+        <w:t>Kafka guarantees ordering only within a partition, so ordering is ensured by proper partitioning strategy and consumer design.</w:t>
+      </w:r>
+      <w:r>
+        <w:rPr>
+          <w:i/>
+          <w:iCs/>
+        </w:rPr>
+        <w:br/>
+      </w:r>
+      <w:r>
+        <w:lastRenderedPageBreak/>
+        <w:drawing>
+          <wp:inline distT="0" distB="0" distL="0" distR="0" wp14:anchorId="2F381C5D" wp14:editId="16A4D70E">
+            <wp:extent cx="5287113" cy="7154273"/>
+            <wp:effectExtent l="0" t="0" r="8890" b="8890"/>
+            <wp:docPr id="1958271442" name="Picture 1"/>
+            <wp:cNvGraphicFramePr>
+              <a:graphicFrameLocks xmlns:a="http://schemas.openxmlformats.org/drawingml/2006/main" noChangeAspect="1"/>
+            </wp:cNvGraphicFramePr>
+            <a:graphic xmlns:a="http://schemas.openxmlformats.org/drawingml/2006/main">
+              <a:graphicData uri="http://schemas.openxmlformats.org/drawingml/2006/picture">
+                <pic:pic xmlns:pic="http://schemas.openxmlformats.org/drawingml/2006/picture">
+                  <pic:nvPicPr>
+                    <pic:cNvPr id="1958271442" name=""/>
+                    <pic:cNvPicPr/>
+                  </pic:nvPicPr>
+                  <pic:blipFill>
+                    <a:blip r:embed="rId38"/>
+                    <a:stretch>
+                      <a:fillRect/>
+                    </a:stretch>
+                  </pic:blipFill>
+                  <pic:spPr>
+                    <a:xfrm>
+                      <a:off x="0" y="0"/>
+                      <a:ext cx="5287113" cy="7154273"/>
+                    </a:xfrm>
+                    <a:prstGeom prst="rect">
+                      <a:avLst/>
+                    </a:prstGeom>
+                  </pic:spPr>
+                </pic:pic>
+              </a:graphicData>
+            </a:graphic>
+          </wp:inline>
+        </w:drawing>
+      </w:r>
+      <w:r>
+        <w:rPr>
+          <w:i/>
+          <w:iCs/>
+        </w:rPr>
+        <w:br/>
+      </w:r>
+      <w:r>
+        <w:rPr>
+          <w:i/>
+          <w:iCs/>
+        </w:rPr>
+        <w:br/>
+      </w:r>
+      <w:r>
+        <w:t>How do you handle duplicate events in Kafka?</w:t>
+      </w:r>
+      <w:r>
+        <w:br/>
+      </w:r>
+      <w:r>
+        <w:rPr>
+          <w:i/>
+          <w:iCs/>
+        </w:rPr>
+        <w:t>I handle duplicates using idempotent consumers with unique event IDs and deduplication logic, along with Kafka’s idempotent producers and transactions.”</w:t>
+      </w:r>
+      <w:r>
+        <w:rPr>
+          <w:i/>
+          <w:iCs/>
+        </w:rPr>
+        <w:br/>
+      </w:r>
+      <w:r>
+        <w:lastRenderedPageBreak/>
+        <w:drawing>
+          <wp:inline distT="0" distB="0" distL="0" distR="0" wp14:anchorId="2DF3E012" wp14:editId="7FE7D3DF">
+            <wp:extent cx="5477639" cy="4629796"/>
+            <wp:effectExtent l="0" t="0" r="8890" b="0"/>
+            <wp:docPr id="1552068407" name="Picture 1"/>
+            <wp:cNvGraphicFramePr>
+              <a:graphicFrameLocks xmlns:a="http://schemas.openxmlformats.org/drawingml/2006/main" noChangeAspect="1"/>
+            </wp:cNvGraphicFramePr>
+            <a:graphic xmlns:a="http://schemas.openxmlformats.org/drawingml/2006/main">
+              <a:graphicData uri="http://schemas.openxmlformats.org/drawingml/2006/picture">
+                <pic:pic xmlns:pic="http://schemas.openxmlformats.org/drawingml/2006/picture">
+                  <pic:nvPicPr>
+                    <pic:cNvPr id="1552068407" name=""/>
+                    <pic:cNvPicPr/>
+                  </pic:nvPicPr>
+                  <pic:blipFill>
+                    <a:blip r:embed="rId39"/>
+                    <a:stretch>
+                      <a:fillRect/>
+                    </a:stretch>
+                  </pic:blipFill>
+                  <pic:spPr>
+                    <a:xfrm>
+                      <a:off x="0" y="0"/>
+                      <a:ext cx="5477639" cy="4629796"/>
+                    </a:xfrm>
+                    <a:prstGeom prst="rect">
+                      <a:avLst/>
+                    </a:prstGeom>
+                  </pic:spPr>
+                </pic:pic>
+              </a:graphicData>
+            </a:graphic>
+          </wp:inline>
+        </w:drawing>
+      </w:r>
+      <w:r>
+        <w:rPr>
+          <w:i/>
+          <w:iCs/>
+        </w:rPr>
+        <w:br/>
+      </w:r>
+      <w:r>
+        <w:rPr>
+          <w:i/>
+          <w:iCs/>
+        </w:rPr>
+        <w:br/>
+      </w:r>
+      <w:r>
+        <w:lastRenderedPageBreak/>
+        <w:drawing>
+          <wp:inline distT="0" distB="0" distL="0" distR="0" wp14:anchorId="240FB718" wp14:editId="09EFD0A4">
+            <wp:extent cx="4706007" cy="4344006"/>
+            <wp:effectExtent l="0" t="0" r="0" b="0"/>
+            <wp:docPr id="1819244955" name="Picture 1"/>
+            <wp:cNvGraphicFramePr>
+              <a:graphicFrameLocks xmlns:a="http://schemas.openxmlformats.org/drawingml/2006/main" noChangeAspect="1"/>
+            </wp:cNvGraphicFramePr>
+            <a:graphic xmlns:a="http://schemas.openxmlformats.org/drawingml/2006/main">
+              <a:graphicData uri="http://schemas.openxmlformats.org/drawingml/2006/picture">
+                <pic:pic xmlns:pic="http://schemas.openxmlformats.org/drawingml/2006/picture">
+                  <pic:nvPicPr>
+                    <pic:cNvPr id="1819244955" name=""/>
+                    <pic:cNvPicPr/>
+                  </pic:nvPicPr>
+                  <pic:blipFill>
+                    <a:blip r:embed="rId40"/>
+                    <a:stretch>
+                      <a:fillRect/>
+                    </a:stretch>
+                  </pic:blipFill>
+                  <pic:spPr>
+                    <a:xfrm>
+                      <a:off x="0" y="0"/>
+                      <a:ext cx="4706007" cy="4344006"/>
+                    </a:xfrm>
+                    <a:prstGeom prst="rect">
+                      <a:avLst/>
+                    </a:prstGeom>
+                  </pic:spPr>
+                </pic:pic>
+              </a:graphicData>
+            </a:graphic>
+          </wp:inline>
+        </w:drawing>
+      </w:r>
+      <w:r>
+        <w:rPr>
+          <w:i/>
+          <w:iCs/>
+        </w:rPr>
+        <w:br/>
+      </w:r>
+      <w:r>
+        <w:rPr>
+          <w:i/>
+          <w:iCs/>
+        </w:rPr>
+        <w:br/>
+      </w:r>
+      <w:r>
+        <w:rPr>
+          <w:b/>
+          <w:bCs/>
+          <w:i/>
+          <w:iCs/>
+        </w:rPr>
+        <w:t>How does Kafka Offset Management work?</w:t>
+      </w:r>
+    </w:p>
+    <w:p>
+      <w:pPr>
+        <w:ind w:left="720"/>
+        <w:rPr>
+          <w:i/>
+          <w:iCs/>
+        </w:rPr>
+      </w:pPr>
+      <w:r>
+        <w:rPr>
+          <w:rFonts w:ascii="Segoe UI Emoji" w:hAnsi="Segoe UI Emoji" w:cs="Segoe UI Emoji"/>
+          <w:i/>
+          <w:iCs/>
+        </w:rPr>
+        <w:t>👉</w:t>
+      </w:r>
+      <w:r>
+        <w:rPr>
+          <w:i/>
+          <w:iCs/>
+        </w:rPr>
+        <w:t xml:space="preserve"> Offset is a unique identifier for each message in a partition, and offset management tracks which messages have been consumed.</w:t>
+      </w:r>
+    </w:p>
+    <w:p>
+      <w:pPr>
+        <w:ind w:left="720"/>
+      </w:pPr>
+      <w:r>
+        <w:rPr>
+          <w:i/>
+          <w:iCs/>
+        </w:rPr>
+        <w:br/>
+      </w:r>
+      <w:r>
+        <w:rPr>
+          <w:i/>
+          <w:iCs/>
+        </w:rPr>
+        <w:br/>
+      </w:r>
+      <w:r>
+        <w:lastRenderedPageBreak/>
+        <w:drawing>
+          <wp:inline distT="0" distB="0" distL="0" distR="0" wp14:anchorId="4AA09C71" wp14:editId="5E00D363">
+            <wp:extent cx="5731510" cy="6010910"/>
+            <wp:effectExtent l="0" t="0" r="2540" b="8890"/>
+            <wp:docPr id="53389537" name="Picture 1"/>
+            <wp:cNvGraphicFramePr>
+              <a:graphicFrameLocks xmlns:a="http://schemas.openxmlformats.org/drawingml/2006/main" noChangeAspect="1"/>
+            </wp:cNvGraphicFramePr>
+            <a:graphic xmlns:a="http://schemas.openxmlformats.org/drawingml/2006/main">
+              <a:graphicData uri="http://schemas.openxmlformats.org/drawingml/2006/picture">
+                <pic:pic xmlns:pic="http://schemas.openxmlformats.org/drawingml/2006/picture">
+                  <pic:nvPicPr>
+                    <pic:cNvPr id="53389537" name=""/>
+                    <pic:cNvPicPr/>
+                  </pic:nvPicPr>
+                  <pic:blipFill>
+                    <a:blip r:embed="rId41"/>
+                    <a:stretch>
+                      <a:fillRect/>
+                    </a:stretch>
+                  </pic:blipFill>
+                  <pic:spPr>
+                    <a:xfrm>
+                      <a:off x="0" y="0"/>
+                      <a:ext cx="5731510" cy="6010910"/>
+                    </a:xfrm>
+                    <a:prstGeom prst="rect">
+                      <a:avLst/>
+                    </a:prstGeom>
+                  </pic:spPr>
+                </pic:pic>
+              </a:graphicData>
+            </a:graphic>
+          </wp:inline>
+        </w:drawing>
+      </w:r>
+      <w:r>
+        <w:rPr>
+          <w:i/>
+          <w:iCs/>
+        </w:rPr>
+        <w:br/>
+      </w:r>
+      <w:r>
+        <w:rPr>
+          <w:i/>
+          <w:iCs/>
+        </w:rPr>
+        <w:br/>
+      </w:r>
+      <w:r>
+        <w:t>What is at-least-once, at-most-once, and exactly-once semantics?</w:t>
+      </w:r>
+      <w:r>
+        <w:br/>
+      </w:r>
+      <w:r>
+        <w:br/>
+      </w:r>
+      <w:r>
+        <w:lastRenderedPageBreak/>
+        <w:drawing>
+          <wp:inline distT="0" distB="0" distL="0" distR="0" wp14:anchorId="0F2C2D9E" wp14:editId="67C1D59B">
+            <wp:extent cx="5731510" cy="6577330"/>
+            <wp:effectExtent l="0" t="0" r="2540" b="0"/>
+            <wp:docPr id="732222005" name="Picture 1"/>
+            <wp:cNvGraphicFramePr>
+              <a:graphicFrameLocks xmlns:a="http://schemas.openxmlformats.org/drawingml/2006/main" noChangeAspect="1"/>
+            </wp:cNvGraphicFramePr>
+            <a:graphic xmlns:a="http://schemas.openxmlformats.org/drawingml/2006/main">
+              <a:graphicData uri="http://schemas.openxmlformats.org/drawingml/2006/picture">
+                <pic:pic xmlns:pic="http://schemas.openxmlformats.org/drawingml/2006/picture">
+                  <pic:nvPicPr>
+                    <pic:cNvPr id="732222005" name=""/>
+                    <pic:cNvPicPr/>
+                  </pic:nvPicPr>
+                  <pic:blipFill>
+                    <a:blip r:embed="rId42"/>
+                    <a:stretch>
+                      <a:fillRect/>
+                    </a:stretch>
+                  </pic:blipFill>
+                  <pic:spPr>
+                    <a:xfrm>
+                      <a:off x="0" y="0"/>
+                      <a:ext cx="5731510" cy="6577330"/>
+                    </a:xfrm>
+                    <a:prstGeom prst="rect">
+                      <a:avLst/>
+                    </a:prstGeom>
+                  </pic:spPr>
+                </pic:pic>
+              </a:graphicData>
+            </a:graphic>
+          </wp:inline>
+        </w:drawing>
+      </w:r>
+      <w:r>
+        <w:lastRenderedPageBreak/>
+        <w:drawing>
+          <wp:inline distT="0" distB="0" distL="0" distR="0" wp14:anchorId="5153EE2A" wp14:editId="1BE4AE95">
+            <wp:extent cx="4401164" cy="3038899"/>
+            <wp:effectExtent l="0" t="0" r="0" b="9525"/>
+            <wp:docPr id="1182675519" name="Picture 1"/>
+            <wp:cNvGraphicFramePr>
+              <a:graphicFrameLocks xmlns:a="http://schemas.openxmlformats.org/drawingml/2006/main" noChangeAspect="1"/>
+            </wp:cNvGraphicFramePr>
+            <a:graphic xmlns:a="http://schemas.openxmlformats.org/drawingml/2006/main">
+              <a:graphicData uri="http://schemas.openxmlformats.org/drawingml/2006/picture">
+                <pic:pic xmlns:pic="http://schemas.openxmlformats.org/drawingml/2006/picture">
+                  <pic:nvPicPr>
+                    <pic:cNvPr id="1182675519" name=""/>
+                    <pic:cNvPicPr/>
+                  </pic:nvPicPr>
+                  <pic:blipFill>
+                    <a:blip r:embed="rId43"/>
+                    <a:stretch>
+                      <a:fillRect/>
+                    </a:stretch>
+                  </pic:blipFill>
+                  <pic:spPr>
+                    <a:xfrm>
+                      <a:off x="0" y="0"/>
+                      <a:ext cx="4401164" cy="3038899"/>
+                    </a:xfrm>
+                    <a:prstGeom prst="rect">
+                      <a:avLst/>
+                    </a:prstGeom>
+                  </pic:spPr>
+                </pic:pic>
+              </a:graphicData>
+            </a:graphic>
+          </wp:inline>
+        </w:drawing>
+      </w:r>
+      <w:r>
+        <w:br/>
+      </w:r>
+      <w:r>
+        <w:drawing>
+          <wp:inline distT="0" distB="0" distL="0" distR="0" wp14:anchorId="36724498" wp14:editId="65F37EEB">
+            <wp:extent cx="5731510" cy="2970530"/>
+            <wp:effectExtent l="0" t="0" r="2540" b="1270"/>
+            <wp:docPr id="548628883" name="Picture 1"/>
+            <wp:cNvGraphicFramePr>
+              <a:graphicFrameLocks xmlns:a="http://schemas.openxmlformats.org/drawingml/2006/main" noChangeAspect="1"/>
+            </wp:cNvGraphicFramePr>
+            <a:graphic xmlns:a="http://schemas.openxmlformats.org/drawingml/2006/main">
+              <a:graphicData uri="http://schemas.openxmlformats.org/drawingml/2006/picture">
+                <pic:pic xmlns:pic="http://schemas.openxmlformats.org/drawingml/2006/picture">
+                  <pic:nvPicPr>
+                    <pic:cNvPr id="548628883" name=""/>
+                    <pic:cNvPicPr/>
+                  </pic:nvPicPr>
+                  <pic:blipFill>
+                    <a:blip r:embed="rId44"/>
+                    <a:stretch>
+                      <a:fillRect/>
+                    </a:stretch>
+                  </pic:blipFill>
+                  <pic:spPr>
+                    <a:xfrm>
+                      <a:off x="0" y="0"/>
+                      <a:ext cx="5731510" cy="2970530"/>
+                    </a:xfrm>
+                    <a:prstGeom prst="rect">
+                      <a:avLst/>
+                    </a:prstGeom>
+                  </pic:spPr>
+                </pic:pic>
+              </a:graphicData>
+            </a:graphic>
+          </wp:inline>
+        </w:drawing>
+      </w:r>
+      <w:r>
+        <w:lastRenderedPageBreak/>
+        <w:drawing>
+          <wp:inline distT="0" distB="0" distL="0" distR="0" wp14:anchorId="0D8C6125" wp14:editId="4AD3BCC7">
+            <wp:extent cx="5731510" cy="4607560"/>
+            <wp:effectExtent l="0" t="0" r="2540" b="2540"/>
+            <wp:docPr id="1344855027" name="Picture 1"/>
+            <wp:cNvGraphicFramePr>
+              <a:graphicFrameLocks xmlns:a="http://schemas.openxmlformats.org/drawingml/2006/main" noChangeAspect="1"/>
+            </wp:cNvGraphicFramePr>
+            <a:graphic xmlns:a="http://schemas.openxmlformats.org/drawingml/2006/main">
+              <a:graphicData uri="http://schemas.openxmlformats.org/drawingml/2006/picture">
+                <pic:pic xmlns:pic="http://schemas.openxmlformats.org/drawingml/2006/picture">
+                  <pic:nvPicPr>
+                    <pic:cNvPr id="1344855027" name=""/>
+                    <pic:cNvPicPr/>
+                  </pic:nvPicPr>
+                  <pic:blipFill>
+                    <a:blip r:embed="rId45"/>
+                    <a:stretch>
+                      <a:fillRect/>
+                    </a:stretch>
+                  </pic:blipFill>
+                  <pic:spPr>
+                    <a:xfrm>
+                      <a:off x="0" y="0"/>
+                      <a:ext cx="5731510" cy="4607560"/>
+                    </a:xfrm>
+                    <a:prstGeom prst="rect">
+                      <a:avLst/>
+                    </a:prstGeom>
+                  </pic:spPr>
+                </pic:pic>
+              </a:graphicData>
+            </a:graphic>
+          </wp:inline>
+        </w:drawing>
+      </w:r>
+      <w:r>
+        <w:br/>
+      </w:r>
+      <w:r>
+        <w:drawing>
+          <wp:inline distT="0" distB="0" distL="0" distR="0" wp14:anchorId="782FB0B7" wp14:editId="3E8C030C">
+            <wp:extent cx="5731510" cy="2644140"/>
+            <wp:effectExtent l="0" t="0" r="2540" b="3810"/>
+            <wp:docPr id="352130268" name="Picture 1"/>
+            <wp:cNvGraphicFramePr>
+              <a:graphicFrameLocks xmlns:a="http://schemas.openxmlformats.org/drawingml/2006/main" noChangeAspect="1"/>
+            </wp:cNvGraphicFramePr>
+            <a:graphic xmlns:a="http://schemas.openxmlformats.org/drawingml/2006/main">
+              <a:graphicData uri="http://schemas.openxmlformats.org/drawingml/2006/picture">
+                <pic:pic xmlns:pic="http://schemas.openxmlformats.org/drawingml/2006/picture">
+                  <pic:nvPicPr>
+                    <pic:cNvPr id="352130268" name=""/>
+                    <pic:cNvPicPr/>
+                  </pic:nvPicPr>
+                  <pic:blipFill>
+                    <a:blip r:embed="rId46"/>
+                    <a:stretch>
+                      <a:fillRect/>
+                    </a:stretch>
+                  </pic:blipFill>
+                  <pic:spPr>
+                    <a:xfrm>
+                      <a:off x="0" y="0"/>
+                      <a:ext cx="5731510" cy="2644140"/>
+                    </a:xfrm>
+                    <a:prstGeom prst="rect">
+                      <a:avLst/>
+                    </a:prstGeom>
+                  </pic:spPr>
+                </pic:pic>
+              </a:graphicData>
+            </a:graphic>
+          </wp:inline>
+        </w:drawing>
       </w:r>
       <w:r>
         <w:br/>

--- a/Apache Kafka Interview Questions.docx
+++ b/Apache Kafka Interview Questions.docx
@@ -31,7 +31,15 @@
         <w:t>Producer:</w:t>
       </w:r>
       <w:r>
-        <w:t xml:space="preserve"> Use transactions → abortTransaction() discards messages </w:t>
+        <w:t xml:space="preserve"> Use transactions → </w:t>
+      </w:r>
+      <w:proofErr w:type="spellStart"/>
+      <w:r>
+        <w:t>abortTransaction</w:t>
+      </w:r>
+      <w:proofErr w:type="spellEnd"/>
+      <w:r>
+        <w:t xml:space="preserve">() discards messages </w:t>
       </w:r>
       <w:r>
         <w:br/>
@@ -153,7 +161,15 @@
         <w:br/>
       </w:r>
       <w:r>
-        <w:t xml:space="preserve">What is auto commit in kafka </w:t>
+        <w:t xml:space="preserve">What is auto commit in </w:t>
+      </w:r>
+      <w:proofErr w:type="spellStart"/>
+      <w:r>
+        <w:t>kafka</w:t>
+      </w:r>
+      <w:proofErr w:type="spellEnd"/>
+      <w:r>
+        <w:t xml:space="preserve"> </w:t>
       </w:r>
       <w:r>
         <w:t>?</w:t>
@@ -208,7 +224,15 @@
       </w:pPr>
       <w:r>
         <w:lastRenderedPageBreak/>
-        <w:t>How does the kafka process message restoration if communication breakdown?</w:t>
+        <w:t xml:space="preserve">How does the </w:t>
+      </w:r>
+      <w:proofErr w:type="spellStart"/>
+      <w:r>
+        <w:t>kafka</w:t>
+      </w:r>
+      <w:proofErr w:type="spellEnd"/>
+      <w:r>
+        <w:t xml:space="preserve"> process message restoration if communication breakdown?</w:t>
       </w:r>
       <w:r>
         <w:br/>
@@ -390,7 +414,15 @@
         <w:br/>
       </w:r>
       <w:r>
-        <w:t>How does kafka ensure fault tolerant?</w:t>
+        <w:t xml:space="preserve">How does </w:t>
+      </w:r>
+      <w:proofErr w:type="spellStart"/>
+      <w:r>
+        <w:t>kafka</w:t>
+      </w:r>
+      <w:proofErr w:type="spellEnd"/>
+      <w:r>
+        <w:t xml:space="preserve"> ensure fault tolerant?</w:t>
       </w:r>
       <w:r>
         <w:br/>
@@ -505,7 +537,23 @@
         <w:br/>
       </w:r>
       <w:r>
-        <w:t>what is isr in-sync repilca and how it is different from replication factor</w:t>
+        <w:t xml:space="preserve">what is </w:t>
+      </w:r>
+      <w:proofErr w:type="spellStart"/>
+      <w:r>
+        <w:t>isr</w:t>
+      </w:r>
+      <w:proofErr w:type="spellEnd"/>
+      <w:r>
+        <w:t xml:space="preserve"> in-sync </w:t>
+      </w:r>
+      <w:proofErr w:type="spellStart"/>
+      <w:r>
+        <w:t>repilca</w:t>
+      </w:r>
+      <w:proofErr w:type="spellEnd"/>
+      <w:r>
+        <w:t xml:space="preserve"> and how it is different from replication factor</w:t>
       </w:r>
       <w:r>
         <w:t>?</w:t>
@@ -730,14 +778,20 @@
         <w:br/>
       </w:r>
       <w:r>
-        <w:t>what is zookeeper in kafka</w:t>
-      </w:r>
+        <w:t xml:space="preserve">what is zookeeper in </w:t>
+      </w:r>
+      <w:proofErr w:type="spellStart"/>
+      <w:r>
+        <w:t>kafka</w:t>
+      </w:r>
+      <w:proofErr w:type="spellEnd"/>
       <w:r>
         <w:t>?</w:t>
       </w:r>
       <w:r>
         <w:br/>
       </w:r>
+      <w:proofErr w:type="spellStart"/>
       <w:r>
         <w:rPr>
           <w:b/>
@@ -745,6 +799,7 @@
         </w:rPr>
         <w:t>ZooKeeper</w:t>
       </w:r>
+      <w:proofErr w:type="spellEnd"/>
       <w:r>
         <w:t xml:space="preserve"> is used for </w:t>
       </w:r>
@@ -935,7 +990,15 @@
         <w:br/>
       </w:r>
       <w:r>
-        <w:t>what is partioning key</w:t>
+        <w:t xml:space="preserve">what is </w:t>
+      </w:r>
+      <w:proofErr w:type="spellStart"/>
+      <w:r>
+        <w:t>partioning</w:t>
+      </w:r>
+      <w:proofErr w:type="spellEnd"/>
+      <w:r>
+        <w:t xml:space="preserve"> key</w:t>
       </w:r>
       <w:r>
         <w:t xml:space="preserve"> ?</w:t>
@@ -1066,7 +1129,15 @@
         <w:br/>
       </w:r>
       <w:r>
-        <w:t xml:space="preserve">How do you ensure high availability in kafka </w:t>
+        <w:t xml:space="preserve">How do you ensure high availability in </w:t>
+      </w:r>
+      <w:proofErr w:type="spellStart"/>
+      <w:r>
+        <w:t>kafka</w:t>
+      </w:r>
+      <w:proofErr w:type="spellEnd"/>
+      <w:r>
+        <w:t xml:space="preserve"> </w:t>
       </w:r>
       <w:r>
         <w:t>cluster ?</w:t>
@@ -1075,6 +1146,9 @@
         <w:br/>
       </w:r>
       <w:r>
+        <w:rPr>
+          <w:noProof/>
+        </w:rPr>
         <w:drawing>
           <wp:inline distT="0" distB="0" distL="0" distR="0" wp14:anchorId="1176E917" wp14:editId="19D8C0DE">
             <wp:extent cx="5410955" cy="4496427"/>
@@ -1122,6 +1196,9 @@
         <w:br/>
       </w:r>
       <w:r>
+        <w:rPr>
+          <w:noProof/>
+        </w:rPr>
         <w:drawing>
           <wp:inline distT="0" distB="0" distL="0" distR="0" wp14:anchorId="0D6571D5" wp14:editId="07CCB5E6">
             <wp:extent cx="4858428" cy="2114845"/>
@@ -1175,6 +1252,9 @@
         <w:br/>
       </w:r>
       <w:r>
+        <w:rPr>
+          <w:noProof/>
+        </w:rPr>
         <w:drawing>
           <wp:inline distT="0" distB="0" distL="0" distR="0" wp14:anchorId="4AE65B42" wp14:editId="55C671AE">
             <wp:extent cx="5731510" cy="3595370"/>
@@ -1221,6 +1301,9 @@
         <w:br/>
       </w:r>
       <w:r>
+        <w:rPr>
+          <w:noProof/>
+        </w:rPr>
         <w:lastRenderedPageBreak/>
         <w:drawing>
           <wp:inline distT="0" distB="0" distL="0" distR="0" wp14:anchorId="074D45BE" wp14:editId="3923D3D6">
@@ -1262,6 +1345,9 @@
         <w:br/>
       </w:r>
       <w:r>
+        <w:rPr>
+          <w:noProof/>
+        </w:rPr>
         <w:lastRenderedPageBreak/>
         <w:drawing>
           <wp:inline distT="0" distB="0" distL="0" distR="0" wp14:anchorId="78DF9D9F" wp14:editId="35AEC271">
@@ -1303,6 +1389,9 @@
         <w:br/>
       </w:r>
       <w:r>
+        <w:rPr>
+          <w:noProof/>
+        </w:rPr>
         <w:lastRenderedPageBreak/>
         <w:drawing>
           <wp:inline distT="0" distB="0" distL="0" distR="0" wp14:anchorId="2703CBF3" wp14:editId="1FEC53E9">
@@ -1350,6 +1439,9 @@
         <w:br/>
       </w:r>
       <w:r>
+        <w:rPr>
+          <w:noProof/>
+        </w:rPr>
         <w:lastRenderedPageBreak/>
         <w:drawing>
           <wp:inline distT="0" distB="0" distL="0" distR="0" wp14:anchorId="64979DC6" wp14:editId="278C9657">
@@ -1391,6 +1483,9 @@
         <w:br/>
       </w:r>
       <w:r>
+        <w:rPr>
+          <w:noProof/>
+        </w:rPr>
         <w:lastRenderedPageBreak/>
         <w:drawing>
           <wp:inline distT="0" distB="0" distL="0" distR="0" wp14:anchorId="27E804C5" wp14:editId="0B0BAFAB">
@@ -1441,6 +1536,9 @@
         <w:br/>
       </w:r>
       <w:r>
+        <w:rPr>
+          <w:noProof/>
+        </w:rPr>
         <w:drawing>
           <wp:inline distT="0" distB="0" distL="0" distR="0" wp14:anchorId="246D78DE" wp14:editId="6AB62ED0">
             <wp:extent cx="5731510" cy="4025265"/>
@@ -1481,6 +1579,9 @@
         <w:br/>
       </w:r>
       <w:r>
+        <w:rPr>
+          <w:noProof/>
+        </w:rPr>
         <w:lastRenderedPageBreak/>
         <w:drawing>
           <wp:inline distT="0" distB="0" distL="0" distR="0" wp14:anchorId="3CFDF238" wp14:editId="052AFE0C">
@@ -1531,6 +1632,9 @@
         <w:br/>
       </w:r>
       <w:r>
+        <w:rPr>
+          <w:noProof/>
+        </w:rPr>
         <w:lastRenderedPageBreak/>
         <w:drawing>
           <wp:inline distT="0" distB="0" distL="0" distR="0" wp14:anchorId="273E7882" wp14:editId="43517A01">
@@ -1572,6 +1676,9 @@
         <w:br/>
       </w:r>
       <w:r>
+        <w:rPr>
+          <w:noProof/>
+        </w:rPr>
         <w:drawing>
           <wp:inline distT="0" distB="0" distL="0" distR="0" wp14:anchorId="6D6BE17C" wp14:editId="5EB633FA">
             <wp:extent cx="5449060" cy="3600953"/>
@@ -1621,6 +1728,9 @@
         <w:br/>
       </w:r>
       <w:r>
+        <w:rPr>
+          <w:noProof/>
+        </w:rPr>
         <w:lastRenderedPageBreak/>
         <w:drawing>
           <wp:inline distT="0" distB="0" distL="0" distR="0" wp14:anchorId="6110FF16" wp14:editId="2280FBD5">
@@ -1698,6 +1808,9 @@
         <w:br/>
       </w:r>
       <w:r>
+        <w:rPr>
+          <w:noProof/>
+        </w:rPr>
         <w:lastRenderedPageBreak/>
         <w:drawing>
           <wp:inline distT="0" distB="0" distL="0" distR="0" wp14:anchorId="3EC1DC17" wp14:editId="2E253499">
@@ -1746,6 +1859,7 @@
         <w:rPr>
           <w:b/>
           <w:bCs/>
+          <w:noProof/>
         </w:rPr>
         <w:drawing>
           <wp:inline distT="0" distB="0" distL="0" distR="0" wp14:anchorId="0F1540B1" wp14:editId="3D5F8936">
@@ -1790,8 +1904,13 @@
         <w:br/>
       </w:r>
       <w:r>
-        <w:t>what is transactional outbox pattern in kafka</w:t>
-      </w:r>
+        <w:t xml:space="preserve">what is transactional outbox pattern in </w:t>
+      </w:r>
+      <w:proofErr w:type="spellStart"/>
+      <w:r>
+        <w:t>kafka</w:t>
+      </w:r>
+      <w:proofErr w:type="spellEnd"/>
       <w:r>
         <w:t>?</w:t>
       </w:r>
@@ -1813,6 +1932,9 @@
         <w:br/>
       </w:r>
       <w:r>
+        <w:rPr>
+          <w:noProof/>
+        </w:rPr>
         <w:lastRenderedPageBreak/>
         <w:drawing>
           <wp:inline distT="0" distB="0" distL="0" distR="0" wp14:anchorId="76820BDF" wp14:editId="3F8856EB">
@@ -1885,6 +2007,9 @@
         <w:br/>
       </w:r>
       <w:r>
+        <w:rPr>
+          <w:noProof/>
+        </w:rPr>
         <w:lastRenderedPageBreak/>
         <w:drawing>
           <wp:inline distT="0" distB="0" distL="0" distR="0" wp14:anchorId="0C1ACB7A" wp14:editId="7AFCBDA4">
@@ -1930,6 +2055,9 @@
         <w:br/>
       </w:r>
       <w:r>
+        <w:rPr>
+          <w:noProof/>
+        </w:rPr>
         <w:drawing>
           <wp:inline distT="0" distB="0" distL="0" distR="0" wp14:anchorId="6E255017" wp14:editId="287E7D17">
             <wp:extent cx="4448796" cy="3172268"/>
@@ -1994,6 +2122,9 @@
         <w:br/>
       </w:r>
       <w:r>
+        <w:rPr>
+          <w:noProof/>
+        </w:rPr>
         <w:lastRenderedPageBreak/>
         <w:drawing>
           <wp:inline distT="0" distB="0" distL="0" distR="0" wp14:anchorId="2F381C5D" wp14:editId="16A4D70E">
@@ -2066,6 +2197,9 @@
         <w:br/>
       </w:r>
       <w:r>
+        <w:rPr>
+          <w:noProof/>
+        </w:rPr>
         <w:lastRenderedPageBreak/>
         <w:drawing>
           <wp:inline distT="0" distB="0" distL="0" distR="0" wp14:anchorId="2DF3E012" wp14:editId="7FE7D3DF">
@@ -2118,6 +2252,9 @@
         <w:br/>
       </w:r>
       <w:r>
+        <w:rPr>
+          <w:noProof/>
+        </w:rPr>
         <w:lastRenderedPageBreak/>
         <w:drawing>
           <wp:inline distT="0" distB="0" distL="0" distR="0" wp14:anchorId="240FB718" wp14:editId="09EFD0A4">
@@ -2222,6 +2359,9 @@
         <w:br/>
       </w:r>
       <w:r>
+        <w:rPr>
+          <w:noProof/>
+        </w:rPr>
         <w:lastRenderedPageBreak/>
         <w:drawing>
           <wp:inline distT="0" distB="0" distL="0" distR="0" wp14:anchorId="4AA09C71" wp14:editId="5E00D363">
@@ -2283,6 +2423,12 @@
         <w:br/>
       </w:r>
       <w:r>
+        <w:br/>
+      </w:r>
+      <w:r>
+        <w:rPr>
+          <w:noProof/>
+        </w:rPr>
         <w:lastRenderedPageBreak/>
         <w:drawing>
           <wp:inline distT="0" distB="0" distL="0" distR="0" wp14:anchorId="0F2C2D9E" wp14:editId="67C1D59B">
@@ -2321,6 +2467,9 @@
         </w:drawing>
       </w:r>
       <w:r>
+        <w:rPr>
+          <w:noProof/>
+        </w:rPr>
         <w:lastRenderedPageBreak/>
         <w:drawing>
           <wp:inline distT="0" distB="0" distL="0" distR="0" wp14:anchorId="5153EE2A" wp14:editId="1BE4AE95">
@@ -2362,6 +2511,9 @@
         <w:br/>
       </w:r>
       <w:r>
+        <w:rPr>
+          <w:noProof/>
+        </w:rPr>
         <w:drawing>
           <wp:inline distT="0" distB="0" distL="0" distR="0" wp14:anchorId="36724498" wp14:editId="65F37EEB">
             <wp:extent cx="5731510" cy="2970530"/>
@@ -2399,6 +2551,9 @@
         </w:drawing>
       </w:r>
       <w:r>
+        <w:rPr>
+          <w:noProof/>
+        </w:rPr>
         <w:lastRenderedPageBreak/>
         <w:drawing>
           <wp:inline distT="0" distB="0" distL="0" distR="0" wp14:anchorId="0D8C6125" wp14:editId="4AD3BCC7">
@@ -2440,6 +2595,9 @@
         <w:br/>
       </w:r>
       <w:r>
+        <w:rPr>
+          <w:noProof/>
+        </w:rPr>
         <w:drawing>
           <wp:inline distT="0" distB="0" distL="0" distR="0" wp14:anchorId="782FB0B7" wp14:editId="3E8C030C">
             <wp:extent cx="5731510" cy="2644140"/>
@@ -2482,9 +2640,6 @@
       <w:r>
         <w:br/>
       </w:r>
-      <w:r>
-        <w:br/>
-      </w:r>
     </w:p>
     <w:p/>
     <w:sectPr>
@@ -2500,6 +2655,155 @@
 <file path=word/numbering.xml><?xml version="1.0" encoding="utf-8"?>
 <w:numbering xmlns:wpc="http://schemas.microsoft.com/office/word/2010/wordprocessingCanvas" xmlns:cx="http://schemas.microsoft.com/office/drawing/2014/chartex" xmlns:cx1="http://schemas.microsoft.com/office/drawing/2015/9/8/chartex" xmlns:cx2="http://schemas.microsoft.com/office/drawing/2015/10/21/chartex" xmlns:cx3="http://schemas.microsoft.com/office/drawing/2016/5/9/chartex" xmlns:cx4="http://schemas.microsoft.com/office/drawing/2016/5/10/chartex" xmlns:cx5="http://schemas.microsoft.com/office/drawing/2016/5/11/chartex" xmlns:cx6="http://schemas.microsoft.com/office/drawing/2016/5/12/chartex" xmlns:cx7="http://schemas.microsoft.com/office/drawing/2016/5/13/chartex" xmlns:cx8="http://schemas.microsoft.com/office/drawing/2016/5/14/chartex" xmlns:mc="http://schemas.openxmlformats.org/markup-compatibility/2006" xmlns:aink="http://schemas.microsoft.com/office/drawing/2016/ink" xmlns:am3d="http://schemas.microsoft.com/office/drawing/2017/model3d" xmlns:o="urn:schemas-microsoft-com:office:office" xmlns:oel="http://schemas.microsoft.com/office/2019/extlst" xmlns:r="http://schemas.openxmlformats.org/officeDocument/2006/relationships" xmlns:m="http://schemas.openxmlformats.org/officeDocument/2006/math" xmlns:v="urn:schemas-microsoft-com:vml" xmlns:wp14="http://schemas.microsoft.com/office/word/2010/wordprocessingDrawing" xmlns:wp="http://schemas.openxmlformats.org/drawingml/2006/wordprocessingDrawing" xmlns:w10="urn:schemas-microsoft-com:office:word" xmlns:w="http://schemas.openxmlformats.org/wordprocessingml/2006/main" xmlns:w14="http://schemas.microsoft.com/office/word/2010/wordml" xmlns:w15="http://schemas.microsoft.com/office/word/2012/wordml" xmlns:w16cex="http://schemas.microsoft.com/office/word/2018/wordml/cex" xmlns:w16cid="http://schemas.microsoft.com/office/word/2016/wordml/cid" xmlns:w16="http://schemas.microsoft.com/office/word/2018/wordml" xmlns:w16du="http://schemas.microsoft.com/office/word/2023/wordml/word16du" xmlns:w16sdtdh="http://schemas.microsoft.com/office/word/2020/wordml/sdtdatahash" xmlns:w16sdtfl="http://schemas.microsoft.com/office/word/2024/wordml/sdtformatlock" xmlns:w16se="http://schemas.microsoft.com/office/word/2015/wordml/symex" xmlns:wpg="http://schemas.microsoft.com/office/word/2010/wordprocessingGroup" xmlns:wpi="http://schemas.microsoft.com/office/word/2010/wordprocessingInk" xmlns:wne="http://schemas.microsoft.com/office/word/2006/wordml" xmlns:wps="http://schemas.microsoft.com/office/word/2010/wordprocessingShape" mc:Ignorable="w14 w15 w16se w16cid w16 w16cex w16sdtdh w16sdtfl w16du wp14">
   <w:abstractNum w:abstractNumId="0" w15:restartNumberingAfterBreak="0">
+    <w:nsid w:val="4EE6231B"/>
+    <w:multiLevelType w:val="multilevel"/>
+    <w:tmpl w:val="DCE0124E"/>
+    <w:lvl w:ilvl="0">
+      <w:start w:val="1"/>
+      <w:numFmt w:val="bullet"/>
+      <w:lvlText w:val=""/>
+      <w:lvlJc w:val="left"/>
+      <w:pPr>
+        <w:tabs>
+          <w:tab w:val="num" w:pos="720"/>
+        </w:tabs>
+        <w:ind w:left="720" w:hanging="360"/>
+      </w:pPr>
+      <w:rPr>
+        <w:rFonts w:ascii="Symbol" w:hAnsi="Symbol" w:hint="default"/>
+        <w:sz w:val="20"/>
+      </w:rPr>
+    </w:lvl>
+    <w:lvl w:ilvl="1" w:tentative="1">
+      <w:start w:val="1"/>
+      <w:numFmt w:val="bullet"/>
+      <w:lvlText w:val="o"/>
+      <w:lvlJc w:val="left"/>
+      <w:pPr>
+        <w:tabs>
+          <w:tab w:val="num" w:pos="1440"/>
+        </w:tabs>
+        <w:ind w:left="1440" w:hanging="360"/>
+      </w:pPr>
+      <w:rPr>
+        <w:rFonts w:ascii="Courier New" w:hAnsi="Courier New" w:hint="default"/>
+        <w:sz w:val="20"/>
+      </w:rPr>
+    </w:lvl>
+    <w:lvl w:ilvl="2" w:tentative="1">
+      <w:start w:val="1"/>
+      <w:numFmt w:val="bullet"/>
+      <w:lvlText w:val=""/>
+      <w:lvlJc w:val="left"/>
+      <w:pPr>
+        <w:tabs>
+          <w:tab w:val="num" w:pos="2160"/>
+        </w:tabs>
+        <w:ind w:left="2160" w:hanging="360"/>
+      </w:pPr>
+      <w:rPr>
+        <w:rFonts w:ascii="Wingdings" w:hAnsi="Wingdings" w:hint="default"/>
+        <w:sz w:val="20"/>
+      </w:rPr>
+    </w:lvl>
+    <w:lvl w:ilvl="3" w:tentative="1">
+      <w:start w:val="1"/>
+      <w:numFmt w:val="bullet"/>
+      <w:lvlText w:val=""/>
+      <w:lvlJc w:val="left"/>
+      <w:pPr>
+        <w:tabs>
+          <w:tab w:val="num" w:pos="2880"/>
+        </w:tabs>
+        <w:ind w:left="2880" w:hanging="360"/>
+      </w:pPr>
+      <w:rPr>
+        <w:rFonts w:ascii="Wingdings" w:hAnsi="Wingdings" w:hint="default"/>
+        <w:sz w:val="20"/>
+      </w:rPr>
+    </w:lvl>
+    <w:lvl w:ilvl="4" w:tentative="1">
+      <w:start w:val="1"/>
+      <w:numFmt w:val="bullet"/>
+      <w:lvlText w:val=""/>
+      <w:lvlJc w:val="left"/>
+      <w:pPr>
+        <w:tabs>
+          <w:tab w:val="num" w:pos="3600"/>
+        </w:tabs>
+        <w:ind w:left="3600" w:hanging="360"/>
+      </w:pPr>
+      <w:rPr>
+        <w:rFonts w:ascii="Wingdings" w:hAnsi="Wingdings" w:hint="default"/>
+        <w:sz w:val="20"/>
+      </w:rPr>
+    </w:lvl>
+    <w:lvl w:ilvl="5" w:tentative="1">
+      <w:start w:val="1"/>
+      <w:numFmt w:val="bullet"/>
+      <w:lvlText w:val=""/>
+      <w:lvlJc w:val="left"/>
+      <w:pPr>
+        <w:tabs>
+          <w:tab w:val="num" w:pos="4320"/>
+        </w:tabs>
+        <w:ind w:left="4320" w:hanging="360"/>
+      </w:pPr>
+      <w:rPr>
+        <w:rFonts w:ascii="Wingdings" w:hAnsi="Wingdings" w:hint="default"/>
+        <w:sz w:val="20"/>
+      </w:rPr>
+    </w:lvl>
+    <w:lvl w:ilvl="6" w:tentative="1">
+      <w:start w:val="1"/>
+      <w:numFmt w:val="bullet"/>
+      <w:lvlText w:val=""/>
+      <w:lvlJc w:val="left"/>
+      <w:pPr>
+        <w:tabs>
+          <w:tab w:val="num" w:pos="5040"/>
+        </w:tabs>
+        <w:ind w:left="5040" w:hanging="360"/>
+      </w:pPr>
+      <w:rPr>
+        <w:rFonts w:ascii="Wingdings" w:hAnsi="Wingdings" w:hint="default"/>
+        <w:sz w:val="20"/>
+      </w:rPr>
+    </w:lvl>
+    <w:lvl w:ilvl="7" w:tentative="1">
+      <w:start w:val="1"/>
+      <w:numFmt w:val="bullet"/>
+      <w:lvlText w:val=""/>
+      <w:lvlJc w:val="left"/>
+      <w:pPr>
+        <w:tabs>
+          <w:tab w:val="num" w:pos="5760"/>
+        </w:tabs>
+        <w:ind w:left="5760" w:hanging="360"/>
+      </w:pPr>
+      <w:rPr>
+        <w:rFonts w:ascii="Wingdings" w:hAnsi="Wingdings" w:hint="default"/>
+        <w:sz w:val="20"/>
+      </w:rPr>
+    </w:lvl>
+    <w:lvl w:ilvl="8" w:tentative="1">
+      <w:start w:val="1"/>
+      <w:numFmt w:val="bullet"/>
+      <w:lvlText w:val=""/>
+      <w:lvlJc w:val="left"/>
+      <w:pPr>
+        <w:tabs>
+          <w:tab w:val="num" w:pos="6480"/>
+        </w:tabs>
+        <w:ind w:left="6480" w:hanging="360"/>
+      </w:pPr>
+      <w:rPr>
+        <w:rFonts w:ascii="Wingdings" w:hAnsi="Wingdings" w:hint="default"/>
+        <w:sz w:val="20"/>
+      </w:rPr>
+    </w:lvl>
+  </w:abstractNum>
+  <w:abstractNum w:abstractNumId="1" w15:restartNumberingAfterBreak="0">
     <w:nsid w:val="53FE7315"/>
     <w:multiLevelType w:val="multilevel"/>
     <w:tmpl w:val="929274B6"/>
@@ -2648,7 +2952,7 @@
       </w:rPr>
     </w:lvl>
   </w:abstractNum>
-  <w:abstractNum w:abstractNumId="1" w15:restartNumberingAfterBreak="0">
+  <w:abstractNum w:abstractNumId="2" w15:restartNumberingAfterBreak="0">
     <w:nsid w:val="75F15F3C"/>
     <w:multiLevelType w:val="multilevel"/>
     <w:tmpl w:val="771002F4"/>
@@ -2798,10 +3102,13 @@
     </w:lvl>
   </w:abstractNum>
   <w:num w:numId="1" w16cid:durableId="92210930">
-    <w:abstractNumId w:val="0"/>
+    <w:abstractNumId w:val="1"/>
   </w:num>
   <w:num w:numId="2" w16cid:durableId="1449396144">
-    <w:abstractNumId w:val="1"/>
+    <w:abstractNumId w:val="2"/>
+  </w:num>
+  <w:num w:numId="3" w16cid:durableId="1171918988">
+    <w:abstractNumId w:val="0"/>
   </w:num>
 </w:numbering>
 </file>
